--- a/docs/evaluation/docx/M12-digital-service-register-council.docx
+++ b/docs/evaluation/docx/M12-digital-service-register-council.docx
@@ -12,7 +12,7 @@
           <w:color w:val="1F3864"/>
           <w:sz w:val="52"/>
         </w:rPr>
-        <w:t xml:space="preserve"> Adversarial Council Review — M12 Digital Employee Service Register (Digital SR) BRD v1.0</w:t>
+        <w:t>M12 digital service register council</w:t>
       </w:r>
     </w:p>
     <w:p>
@@ -172,7 +172,7 @@
         <w:t>correction-by-supersession with a forward-pointing corrigendum chain</w:t>
       </w:r>
       <w:r>
-        <w:t xml:space="preserve"> is the correct resolution of the immutability-versus-accuracy dilemma — it mirrors how government corrigenda actually work on paper (a new notification superseding an old one) and never destroys evidence. Third, the </w:t>
+        <w:t xml:space="preserve"> is the correct resolution of the immutability-versus-accuracy dilemma — it mirrors how enterprise corrigenda actually work on paper (a new notification superseding an old one) and never destroys evidence. Third, the </w:t>
       </w:r>
       <w:r>
         <w:rPr>
@@ -475,7 +475,7 @@
         <w:rPr>
           <w:b/>
         </w:rPr>
-        <w:t>Tamper-evidence, ordering proof, non-repudiation, completeness, and decades-long verifiability of a government record.</w:t>
+        <w:t>Tamper-evidence, ordering proof, non-repudiation, completeness, and decades-long verifiability of a enterprise record.</w:t>
       </w:r>
       <w:r>
         <w:t xml:space="preserve"> Now ask which of those the hash chain delivers. It delivers cheap local integrity verification and ordering proof, and it pinpoints divergence. It does </w:t>
@@ -501,7 +501,7 @@
         <w:t>that the party able to write the ledger is distinct from the party able to recompute its hashes.</w:t>
       </w:r>
       <w:r>
-        <w:t xml:space="preserve"> In a single-tenant government database, that assumption is false — whoever can </w:t>
+        <w:t xml:space="preserve"> In a single-tenant enterprise database, that assumption is false — whoever can </w:t>
       </w:r>
       <w:r>
         <w:rPr>
@@ -636,7 +636,7 @@
         <w:t>QR "public verification"</w:t>
       </w:r>
       <w:r>
-        <w:t xml:space="preserve"> assumes a citizen scans a code and a government server says "VALID." But the verifier (the government) is also the party who could tamper — calling the suspect's own server to ask "are you honest?" is not independent assurance, and offline verification against a published CA chain is what a bank or court actually needs. </w:t>
+        <w:t xml:space="preserve"> assumes a citizen scans a code and a enterprise server says "VALID." But the verifier (the enterprise) is also the party who could tamper — calling the suspect's own server to ask "are you honest?" is not independent assurance, and offline verification against a published CA chain is what a bank or court actually needs. </w:t>
       </w:r>
       <w:r>
         <w:rPr>
@@ -645,7 +645,7 @@
         <w:t>The whole ingestion story assumes every source module reliably emits idempotent events with deterministic keys</w:t>
       </w:r>
       <w:r>
-        <w:t xml:space="preserve"> — optimistic for a fleet of government modules of varying maturity; what happens when M09 posts a punishment, then the order is quashed by a tribunal, and M09 has no "cancel" event? Finally, the jargon leaks into error codes and notifications (</w:t>
+        <w:t xml:space="preserve"> — optimistic for a fleet of enterprise modules of varying maturity; what happens when M09 posts a punishment, then the order is quashed by a tribunal, and M09 has no "cancel" event? Finally, the jargon leaks into error codes and notifications (</w:t>
       </w:r>
       <w:r>
         <w:rPr>
@@ -692,7 +692,7 @@
         <w:t>sequencing is wrong in two places, and two upstream dependencies can sink the timeline.</w:t>
       </w:r>
       <w:r>
-        <w:t xml:space="preserve"> First dependency risk: the BRD *assumes* "a government PKI/HSM is available" and silently degrades to server-signing if not — but in most state-government rollouts the PKI/CA onboarding is the *long pole* (months of empanelment), and server-signing is not legally a signature. You cannot discover this in month 8. </w:t>
+        <w:t xml:space="preserve"> First dependency risk: the BRD *assumes* "a enterprise PKI/HSM is available" and silently degrades to server-signing if not — but in most state-enterprise rollouts the PKI/CA onboarding is the *long pole* (months of empanelment), and server-signing is not legally a signature. You cannot discover this in month 8. </w:t>
       </w:r>
       <w:r>
         <w:rPr>
@@ -986,7 +986,7 @@
         <w:t>Mass/bulk corrigenda.</w:t>
       </w:r>
       <w:r>
-        <w:t xml:space="preserve"> A pay-commission revision or a cadre-wide seniority re-fixation generates thousands of corrections at once. The corrigendum flow is strictly one-entry, one maker-checker, custodian-approved. There is no bulk-correction workflow with sampling-based approval, so a routine government event would take months of manual clicks.</w:t>
+        <w:t xml:space="preserve"> A pay-commission revision or a cadre-wide seniority re-fixation generates thousands of corrections at once. The corrigendum flow is strictly one-entry, one maker-checker, custodian-approved. There is no bulk-correction workflow with sampling-based approval, so a routine enterprise event would take months of manual clicks.</w:t>
       </w:r>
     </w:p>
     <w:p>
@@ -3249,7 +3249,7 @@
         <w:color w:val="808080"/>
         <w:sz w:val="16"/>
       </w:rPr>
-      <w:t xml:space="preserve"> Adversarial Council Review — M12 Digital Employee Service Register (Digital SR) BRD v1.0</w:t>
+      <w:t>M12 digital service register council</w:t>
       <w:tab/>
       <w:t>Confidential</w:t>
     </w:r>
